--- a/CV-7-workbook.docx
+++ b/CV-7-workbook.docx
@@ -10,15 +10,15 @@
         <w:rPr>
           <w:rFonts w:ascii="Helvetica Neue" w:cs="Helvetica Neue" w:eastAsia="Helvetica Neue" w:hAnsi="Helvetica Neue"/>
           <w:color w:val="4A5160"/>
-          <w:sz w:val="18"/>
-          <w:szCs w:val="18"/>
-        </w:rPr>
-        <w:t xml:space="preserve">Active recall workbook</w:t>
-      </w:r>
-    </w:p>
-    <w:p>
-      <w:pPr>
-        <w:spacing w:after="100"/>
+          <w:sz w:val="17"/>
+          <w:szCs w:val="17"/>
+        </w:rPr>
+        <w:t xml:space="preserve">Cardiovascular System (CARD) · NPLEX-P1-CARD-07</w:t>
+      </w:r>
+    </w:p>
+    <w:p>
+      <w:pPr>
+        <w:spacing w:after="140"/>
       </w:pPr>
       <w:r>
         <w:rPr>
@@ -28,20 +28,6 @@
           <w:szCs w:val="34"/>
         </w:rPr>
         <w:t xml:space="preserve">CV-7 Conduction System and the Electrocardiogram</w:t>
-      </w:r>
-    </w:p>
-    <w:p>
-      <w:pPr>
-        <w:spacing w:after="200"/>
-      </w:pPr>
-      <w:r>
-        <w:rPr>
-          <w:rFonts w:ascii="Helvetica Neue" w:cs="Helvetica Neue" w:eastAsia="Helvetica Neue" w:hAnsi="Helvetica Neue"/>
-          <w:color w:val="4A5160"/>
-          <w:sz w:val="17"/>
-          <w:szCs w:val="17"/>
-        </w:rPr>
-        <w:t xml:space="preserve">Cardiovascular System (CARD) · NPLEX Part I · NPLEX-P1-CARD-07</w:t>
       </w:r>
     </w:p>
     <w:p>
